--- a/src/db/seed-data/docs/module16-prompt-moi.docx
+++ b/src/db/seed-data/docs/module16-prompt-moi.docx
@@ -150,7 +150,7 @@
           <w:color w:val="6B7280"/>
           <w:sz w:val="20"/>
         </w:rPr>
-        <w:t xml:space="preserve">Thay các phần [trong ngoặc vuông] bằng thông tin của bạn.</w:t>
+        <w:t xml:space="preserve">Thay các phần [trong ngoặc vuông] bằng thông tin của bạn. Khi dán vào công cụ AI nên dùng bản tiếng Anh (EN); bản dịch tiếng Việt giúp hiểu nội dung.</w:t>
       </w:r>
     </w:p>
     <w:p>
@@ -168,6 +168,19 @@
     </w:p>
     <w:p>
       <w:pPr>
+        <w:spacing w:before="0" w:after="40"/>
+      </w:pPr>
+      <w:r>
+        <w:rPr>
+          <w:b/>
+          <w:color w:val="6B7280"/>
+          <w:sz w:val="18"/>
+        </w:rPr>
+        <w:t xml:space="preserve">EN – Prompt gốc</w:t>
+      </w:r>
+    </w:p>
+    <w:p>
+      <w:pPr>
         <w:spacing w:before="0" w:after="0"/>
         <w:shd w:val="clear" w:color="auto" w:fill="F3F4F6"/>
         <w:ind w:left="200" w:right="200"/>
@@ -234,6 +247,84 @@
           <w:sz w:val="21"/>
         </w:rPr>
         <w:t xml:space="preserve">Audio: cartoon voice, light kitchen ambience. No subtitles.</w:t>
+      </w:r>
+    </w:p>
+    <w:p>
+      <w:pPr>
+        <w:spacing w:before="120" w:after="40"/>
+      </w:pPr>
+      <w:r>
+        <w:rPr>
+          <w:b/>
+          <w:color w:val="047857"/>
+          <w:sz w:val="18"/>
+        </w:rPr>
+        <w:t xml:space="preserve">VI – Bản dịch tiếng Việt</w:t>
+      </w:r>
+    </w:p>
+    <w:p>
+      <w:pPr>
+        <w:spacing w:before="0" w:after="0"/>
+        <w:shd w:val="clear" w:color="auto" w:fill="ECFDF5"/>
+        <w:ind w:left="200" w:right="200"/>
+      </w:pPr>
+      <w:r>
+        <w:rPr>
+          <w:sz w:val="21"/>
+        </w:rPr>
+        <w:t xml:space="preserve">Một [đồ vật: quả bơ] hoạt hình dễ thương với đôi mắt to biểu cảm và cái miệng nhỏ xíu ngồi trên [bối cảnh: mặt bếp], nói chuyện trực tiếp với máy quay một cách hài hước, đầy kịch tính.</w:t>
+      </w:r>
+    </w:p>
+    <w:p>
+      <w:pPr>
+        <w:spacing w:before="0" w:after="0"/>
+        <w:shd w:val="clear" w:color="auto" w:fill="ECFDF5"/>
+        <w:ind w:left="200" w:right="200"/>
+      </w:pPr>
+      <w:r>
+        <w:rPr>
+          <w:sz w:val="21"/>
+        </w:rPr>
+        <w:t xml:space="preserve">Nó nói bằng tiếng Việt: "[câu thoại hài: Đừng để mình chín nẫu trong tủ lạnh nữa, làm sinh tố đi!]"</w:t>
+      </w:r>
+    </w:p>
+    <w:p>
+      <w:pPr>
+        <w:spacing w:before="0" w:after="0"/>
+        <w:shd w:val="clear" w:color="auto" w:fill="ECFDF5"/>
+        <w:ind w:left="200" w:right="200"/>
+      </w:pPr>
+      <w:r>
+        <w:rPr>
+          <w:sz w:val="21"/>
+        </w:rPr>
+        <w:t xml:space="preserve">Phong cách: nhân vật 3D kiểu Pixar trên nền căn bếp thật, ánh sáng ban ngày mềm.</w:t>
+      </w:r>
+    </w:p>
+    <w:p>
+      <w:pPr>
+        <w:spacing w:before="0" w:after="0"/>
+        <w:shd w:val="clear" w:color="auto" w:fill="ECFDF5"/>
+        <w:ind w:left="200" w:right="200"/>
+      </w:pPr>
+      <w:r>
+        <w:rPr>
+          <w:sz w:val="21"/>
+        </w:rPr>
+        <w:t xml:space="preserve">Máy quay: cận cảnh, đứng yên.</w:t>
+      </w:r>
+    </w:p>
+    <w:p>
+      <w:pPr>
+        <w:spacing w:before="0" w:after="0"/>
+        <w:shd w:val="clear" w:color="auto" w:fill="ECFDF5"/>
+        <w:ind w:left="200" w:right="200"/>
+      </w:pPr>
+      <w:r>
+        <w:rPr>
+          <w:sz w:val="21"/>
+        </w:rPr>
+        <w:t xml:space="preserve">Âm thanh: giọng hoạt hình, tiếng bếp nhẹ. Không phụ đề.</w:t>
       </w:r>
     </w:p>
     <w:p>
@@ -251,6 +342,19 @@
     </w:p>
     <w:p>
       <w:pPr>
+        <w:spacing w:before="0" w:after="40"/>
+      </w:pPr>
+      <w:r>
+        <w:rPr>
+          <w:b/>
+          <w:color w:val="6B7280"/>
+          <w:sz w:val="18"/>
+        </w:rPr>
+        <w:t xml:space="preserve">EN – Prompt gốc</w:t>
+      </w:r>
+    </w:p>
+    <w:p>
+      <w:pPr>
         <w:spacing w:before="0" w:after="0"/>
         <w:shd w:val="clear" w:color="auto" w:fill="F3F4F6"/>
         <w:ind w:left="200" w:right="200"/>
@@ -317,6 +421,84 @@
           <w:sz w:val="21"/>
         </w:rPr>
         <w:t xml:space="preserve">Audio: clear dialogue, ambient street sounds. No subtitles.</w:t>
+      </w:r>
+    </w:p>
+    <w:p>
+      <w:pPr>
+        <w:spacing w:before="120" w:after="40"/>
+      </w:pPr>
+      <w:r>
+        <w:rPr>
+          <w:b/>
+          <w:color w:val="047857"/>
+          <w:sz w:val="18"/>
+        </w:rPr>
+        <w:t xml:space="preserve">VI – Bản dịch tiếng Việt</w:t>
+      </w:r>
+    </w:p>
+    <w:p>
+      <w:pPr>
+        <w:spacing w:before="0" w:after="0"/>
+        <w:shd w:val="clear" w:color="auto" w:fill="ECFDF5"/>
+        <w:ind w:left="200" w:right="200"/>
+      </w:pPr>
+      <w:r>
+        <w:rPr>
+          <w:sz w:val="21"/>
+        </w:rPr>
+        <w:t xml:space="preserve">Phong cách phỏng vấn đường phố: một phóng viên đưa micro về phía [nhân vật: một nho sĩ thời Lý mặc áo dài truyền thống] đang đứng ở [bối cảnh: trước Văn Miếu – Quốc Tử Giám, Hà Nội].</w:t>
+      </w:r>
+    </w:p>
+    <w:p>
+      <w:pPr>
+        <w:spacing w:before="0" w:after="0"/>
+        <w:shd w:val="clear" w:color="auto" w:fill="ECFDF5"/>
+        <w:ind w:left="200" w:right="200"/>
+      </w:pPr>
+      <w:r>
+        <w:rPr>
+          <w:sz w:val="21"/>
+        </w:rPr>
+        <w:t xml:space="preserve">Phóng viên hỏi bằng tiếng Việt: "[câu hỏi]"</w:t>
+      </w:r>
+    </w:p>
+    <w:p>
+      <w:pPr>
+        <w:spacing w:before="0" w:after="0"/>
+        <w:shd w:val="clear" w:color="auto" w:fill="ECFDF5"/>
+        <w:ind w:left="200" w:right="200"/>
+      </w:pPr>
+      <w:r>
+        <w:rPr>
+          <w:sz w:val="21"/>
+        </w:rPr>
+        <w:t xml:space="preserve">Nho sĩ điềm tĩnh trả lời bằng tiếng Việt: "[câu trả lời ngắn, hài hước]"</w:t>
+      </w:r>
+    </w:p>
+    <w:p>
+      <w:pPr>
+        <w:spacing w:before="0" w:after="0"/>
+        <w:shd w:val="clear" w:color="auto" w:fill="ECFDF5"/>
+        <w:ind w:left="200" w:right="200"/>
+      </w:pPr>
+      <w:r>
+        <w:rPr>
+          <w:sz w:val="21"/>
+        </w:rPr>
+        <w:t xml:space="preserve">Máy quay: cầm tay kiểu vlog, chân thực.</w:t>
+      </w:r>
+    </w:p>
+    <w:p>
+      <w:pPr>
+        <w:spacing w:before="0" w:after="0"/>
+        <w:shd w:val="clear" w:color="auto" w:fill="ECFDF5"/>
+        <w:ind w:left="200" w:right="200"/>
+      </w:pPr>
+      <w:r>
+        <w:rPr>
+          <w:sz w:val="21"/>
+        </w:rPr>
+        <w:t xml:space="preserve">Âm thanh: lời thoại rõ, tiếng đường phố xung quanh. Không phụ đề.</w:t>
       </w:r>
     </w:p>
     <w:p>
@@ -334,6 +516,19 @@
     </w:p>
     <w:p>
       <w:pPr>
+        <w:spacing w:before="0" w:after="40"/>
+      </w:pPr>
+      <w:r>
+        <w:rPr>
+          <w:b/>
+          <w:color w:val="6B7280"/>
+          <w:sz w:val="18"/>
+        </w:rPr>
+        <w:t xml:space="preserve">EN – Prompt gốc</w:t>
+      </w:r>
+    </w:p>
+    <w:p>
+      <w:pPr>
         <w:spacing w:before="0" w:after="0"/>
         <w:shd w:val="clear" w:color="auto" w:fill="F3F4F6"/>
         <w:ind w:left="200" w:right="200"/>
@@ -400,6 +595,84 @@
           <w:sz w:val="21"/>
         </w:rPr>
         <w:t xml:space="preserve">Audio: tiny busy sounds, cheerful music.</w:t>
+      </w:r>
+    </w:p>
+    <w:p>
+      <w:pPr>
+        <w:spacing w:before="120" w:after="40"/>
+      </w:pPr>
+      <w:r>
+        <w:rPr>
+          <w:b/>
+          <w:color w:val="047857"/>
+          <w:sz w:val="18"/>
+        </w:rPr>
+        <w:t xml:space="preserve">VI – Bản dịch tiếng Việt</w:t>
+      </w:r>
+    </w:p>
+    <w:p>
+      <w:pPr>
+        <w:spacing w:before="0" w:after="0"/>
+        <w:shd w:val="clear" w:color="auto" w:fill="ECFDF5"/>
+        <w:ind w:left="200" w:right="200"/>
+      </w:pPr>
+      <w:r>
+        <w:rPr>
+          <w:sz w:val="21"/>
+        </w:rPr>
+        <w:t xml:space="preserve">Thế giới thu nhỏ tilt-shift: những người tí hon [hành động: thu hoạch những quả dâu tây khổng lồ] trên [bối cảnh: bàn bếp], dùng thang và xe tải tí hon để chở quả.</w:t>
+      </w:r>
+    </w:p>
+    <w:p>
+      <w:pPr>
+        <w:spacing w:before="0" w:after="0"/>
+        <w:shd w:val="clear" w:color="auto" w:fill="ECFDF5"/>
+        <w:ind w:left="200" w:right="200"/>
+      </w:pPr>
+      <w:r>
+        <w:rPr>
+          <w:sz w:val="21"/>
+        </w:rPr>
+        <w:t xml:space="preserve">Máy quay: lướt chậm từ trên xuống, mép khung mờ kiểu tilt-shift.</w:t>
+      </w:r>
+    </w:p>
+    <w:p>
+      <w:pPr>
+        <w:spacing w:before="0" w:after="0"/>
+        <w:shd w:val="clear" w:color="auto" w:fill="ECFDF5"/>
+        <w:ind w:left="200" w:right="200"/>
+      </w:pPr>
+      <w:r>
+        <w:rPr>
+          <w:sz w:val="21"/>
+        </w:rPr>
+        <w:t xml:space="preserve">Ánh sáng: ánh sáng ban ngày sáng mềm.</w:t>
+      </w:r>
+    </w:p>
+    <w:p>
+      <w:pPr>
+        <w:spacing w:before="0" w:after="0"/>
+        <w:shd w:val="clear" w:color="auto" w:fill="ECFDF5"/>
+        <w:ind w:left="200" w:right="200"/>
+      </w:pPr>
+      <w:r>
+        <w:rPr>
+          <w:sz w:val="21"/>
+        </w:rPr>
+        <w:t xml:space="preserve">Phong cách: mô hình thu nhỏ chân thực, vui nhộn, rất chi tiết.</w:t>
+      </w:r>
+    </w:p>
+    <w:p>
+      <w:pPr>
+        <w:spacing w:before="0" w:after="0"/>
+        <w:shd w:val="clear" w:color="auto" w:fill="ECFDF5"/>
+        <w:ind w:left="200" w:right="200"/>
+      </w:pPr>
+      <w:r>
+        <w:rPr>
+          <w:sz w:val="21"/>
+        </w:rPr>
+        <w:t xml:space="preserve">Âm thanh: tiếng lao xao tí hon, nhạc vui tươi.</w:t>
       </w:r>
     </w:p>
     <w:p>
@@ -417,6 +690,19 @@
     </w:p>
     <w:p>
       <w:pPr>
+        <w:spacing w:before="0" w:after="40"/>
+      </w:pPr>
+      <w:r>
+        <w:rPr>
+          <w:b/>
+          <w:color w:val="6B7280"/>
+          <w:sz w:val="18"/>
+        </w:rPr>
+        <w:t xml:space="preserve">EN – Prompt gốc</w:t>
+      </w:r>
+    </w:p>
+    <w:p>
+      <w:pPr>
         <w:spacing w:before="0" w:after="0"/>
         <w:shd w:val="clear" w:color="auto" w:fill="F3F4F6"/>
         <w:ind w:left="200" w:right="200"/>
@@ -469,6 +755,71 @@
           <w:sz w:val="21"/>
         </w:rPr>
         <w:t xml:space="preserve">Audio: crisp satisfying glass cutting sound, no music, no voice.</w:t>
+      </w:r>
+    </w:p>
+    <w:p>
+      <w:pPr>
+        <w:spacing w:before="120" w:after="40"/>
+      </w:pPr>
+      <w:r>
+        <w:rPr>
+          <w:b/>
+          <w:color w:val="047857"/>
+          <w:sz w:val="18"/>
+        </w:rPr>
+        <w:t xml:space="preserve">VI – Bản dịch tiếng Việt</w:t>
+      </w:r>
+    </w:p>
+    <w:p>
+      <w:pPr>
+        <w:spacing w:before="0" w:after="0"/>
+        <w:shd w:val="clear" w:color="auto" w:fill="ECFDF5"/>
+        <w:ind w:left="200" w:right="200"/>
+      </w:pPr>
+      <w:r>
+        <w:rPr>
+          <w:sz w:val="21"/>
+        </w:rPr>
+        <w:t xml:space="preserve">Đặc tả ASMR: một con dao sắc từ từ cắt qua [đồ vật: quả dâu tây bóng như thủy tinh làm bằng pha lê] trên thớt gỗ, các lát cắt hé lộ phần ruột nhiều lớp lấp lánh.</w:t>
+      </w:r>
+    </w:p>
+    <w:p>
+      <w:pPr>
+        <w:spacing w:before="0" w:after="0"/>
+        <w:shd w:val="clear" w:color="auto" w:fill="ECFDF5"/>
+        <w:ind w:left="200" w:right="200"/>
+      </w:pPr>
+      <w:r>
+        <w:rPr>
+          <w:sz w:val="21"/>
+        </w:rPr>
+        <w:t xml:space="preserve">Máy quay: macro, đứng yên, quay chậm.</w:t>
+      </w:r>
+    </w:p>
+    <w:p>
+      <w:pPr>
+        <w:spacing w:before="0" w:after="0"/>
+        <w:shd w:val="clear" w:color="auto" w:fill="ECFDF5"/>
+        <w:ind w:left="200" w:right="200"/>
+      </w:pPr>
+      <w:r>
+        <w:rPr>
+          <w:sz w:val="21"/>
+        </w:rPr>
+        <w:t xml:space="preserve">Ánh sáng: ánh sáng studio mềm, phản chiếu bóng bẩy.</w:t>
+      </w:r>
+    </w:p>
+    <w:p>
+      <w:pPr>
+        <w:spacing w:before="0" w:after="0"/>
+        <w:shd w:val="clear" w:color="auto" w:fill="ECFDF5"/>
+        <w:ind w:left="200" w:right="200"/>
+      </w:pPr>
+      <w:r>
+        <w:rPr>
+          <w:sz w:val="21"/>
+        </w:rPr>
+        <w:t xml:space="preserve">Âm thanh: tiếng cắt thủy tinh giòn tan đã tai, không nhạc, không giọng nói.</w:t>
       </w:r>
     </w:p>
     <w:p>
@@ -486,6 +837,19 @@
     </w:p>
     <w:p>
       <w:pPr>
+        <w:spacing w:before="0" w:after="40"/>
+      </w:pPr>
+      <w:r>
+        <w:rPr>
+          <w:b/>
+          <w:color w:val="6B7280"/>
+          <w:sz w:val="18"/>
+        </w:rPr>
+        <w:t xml:space="preserve">EN – Prompt gốc</w:t>
+      </w:r>
+    </w:p>
+    <w:p>
+      <w:pPr>
         <w:spacing w:before="0" w:after="0"/>
         <w:shd w:val="clear" w:color="auto" w:fill="F3F4F6"/>
         <w:ind w:left="200" w:right="200"/>
@@ -552,6 +916,84 @@
           <w:sz w:val="21"/>
         </w:rPr>
         <w:t xml:space="preserve">Audio: calm narration, water sounds, soft lo-fi music.</w:t>
+      </w:r>
+    </w:p>
+    <w:p>
+      <w:pPr>
+        <w:spacing w:before="120" w:after="40"/>
+      </w:pPr>
+      <w:r>
+        <w:rPr>
+          <w:b/>
+          <w:color w:val="047857"/>
+          <w:sz w:val="18"/>
+        </w:rPr>
+        <w:t xml:space="preserve">VI – Bản dịch tiếng Việt</w:t>
+      </w:r>
+    </w:p>
+    <w:p>
+      <w:pPr>
+        <w:spacing w:before="0" w:after="0"/>
+        <w:shd w:val="clear" w:color="auto" w:fill="ECFDF5"/>
+        <w:ind w:left="200" w:right="200"/>
+      </w:pPr>
+      <w:r>
+        <w:rPr>
+          <w:sz w:val="21"/>
+        </w:rPr>
+        <w:t xml:space="preserve">Video dọc kiểu vlog: [con vật: một chú chuột lang nước (capybara) lông xù] cầm chiếc máy quay selfie tí hon khi đi dạo trong [bối cảnh: khu nghỉ dưỡng suối nước nóng Nhật Bản], kể về một ngày của mình: ăn dưa hấu, thư giãn trong làn nước ấm.</w:t>
+      </w:r>
+    </w:p>
+    <w:p>
+      <w:pPr>
+        <w:spacing w:before="0" w:after="0"/>
+        <w:shd w:val="clear" w:color="auto" w:fill="ECFDF5"/>
+        <w:ind w:left="200" w:right="200"/>
+      </w:pPr>
+      <w:r>
+        <w:rPr>
+          <w:sz w:val="21"/>
+        </w:rPr>
+        <w:t xml:space="preserve">Chú capybara kể chuyện bằng giọng tiếng Việt điềm tĩnh: "[câu kể ngắn]"</w:t>
+      </w:r>
+    </w:p>
+    <w:p>
+      <w:pPr>
+        <w:spacing w:before="0" w:after="0"/>
+        <w:shd w:val="clear" w:color="auto" w:fill="ECFDF5"/>
+        <w:ind w:left="200" w:right="200"/>
+      </w:pPr>
+      <w:r>
+        <w:rPr>
+          <w:sz w:val="21"/>
+        </w:rPr>
+        <w:t xml:space="preserve">Máy quay: POV selfie, cầm tay, ấm cúng.</w:t>
+      </w:r>
+    </w:p>
+    <w:p>
+      <w:pPr>
+        <w:spacing w:before="0" w:after="0"/>
+        <w:shd w:val="clear" w:color="auto" w:fill="ECFDF5"/>
+        <w:ind w:left="200" w:right="200"/>
+      </w:pPr>
+      <w:r>
+        <w:rPr>
+          <w:sz w:val="21"/>
+        </w:rPr>
+        <w:t xml:space="preserve">Phong cách: chân thực, dễ thương, hài hước.</w:t>
+      </w:r>
+    </w:p>
+    <w:p>
+      <w:pPr>
+        <w:spacing w:before="0" w:after="0"/>
+        <w:shd w:val="clear" w:color="auto" w:fill="ECFDF5"/>
+        <w:ind w:left="200" w:right="200"/>
+      </w:pPr>
+      <w:r>
+        <w:rPr>
+          <w:sz w:val="21"/>
+        </w:rPr>
+        <w:t xml:space="preserve">Âm thanh: lời kể điềm tĩnh, tiếng nước, nhạc lo-fi nhẹ.</w:t>
       </w:r>
     </w:p>
     <w:p>
@@ -569,6 +1011,19 @@
     </w:p>
     <w:p>
       <w:pPr>
+        <w:spacing w:before="0" w:after="40"/>
+      </w:pPr>
+      <w:r>
+        <w:rPr>
+          <w:b/>
+          <w:color w:val="6B7280"/>
+          <w:sz w:val="18"/>
+        </w:rPr>
+        <w:t xml:space="preserve">EN – Prompt gốc</w:t>
+      </w:r>
+    </w:p>
+    <w:p>
+      <w:pPr>
         <w:spacing w:before="0" w:after="0"/>
         <w:shd w:val="clear" w:color="auto" w:fill="F3F4F6"/>
         <w:ind w:left="200" w:right="200"/>
@@ -635,6 +1090,84 @@
           <w:sz w:val="21"/>
         </w:rPr>
         <w:t xml:space="preserve">Audio: whoosh and sparkle sound effects, upbeat music.</w:t>
+      </w:r>
+    </w:p>
+    <w:p>
+      <w:pPr>
+        <w:spacing w:before="120" w:after="40"/>
+      </w:pPr>
+      <w:r>
+        <w:rPr>
+          <w:b/>
+          <w:color w:val="047857"/>
+          <w:sz w:val="18"/>
+        </w:rPr>
+        <w:t xml:space="preserve">VI – Bản dịch tiếng Việt</w:t>
+      </w:r>
+    </w:p>
+    <w:p>
+      <w:pPr>
+        <w:spacing w:before="0" w:after="0"/>
+        <w:shd w:val="clear" w:color="auto" w:fill="ECFDF5"/>
+        <w:ind w:left="200" w:right="200"/>
+      </w:pPr>
+      <w:r>
+        <w:rPr>
+          <w:sz w:val="21"/>
+        </w:rPr>
+        <w:t xml:space="preserve">Khung đầu: [trạng thái trước: một căn phòng cũ trống trải bừa bộn]. Khung cuối: [trạng thái sau: một phòng ngủ tối giản hiện đại sáng sủa].</w:t>
+      </w:r>
+    </w:p>
+    <w:p>
+      <w:pPr>
+        <w:spacing w:before="0" w:after="0"/>
+        <w:shd w:val="clear" w:color="auto" w:fill="ECFDF5"/>
+        <w:ind w:left="200" w:right="200"/>
+      </w:pPr>
+      <w:r>
+        <w:rPr>
+          <w:sz w:val="21"/>
+        </w:rPr>
+        <w:t xml:space="preserve">Căn phòng biến đổi mượt mà: bụi biến mất, tường tự sơn lại, đồ nội thất trượt vào đúng chỗ, đèn bật sáng.</w:t>
+      </w:r>
+    </w:p>
+    <w:p>
+      <w:pPr>
+        <w:spacing w:before="0" w:after="0"/>
+        <w:shd w:val="clear" w:color="auto" w:fill="ECFDF5"/>
+        <w:ind w:left="200" w:right="200"/>
+      </w:pPr>
+      <w:r>
+        <w:rPr>
+          <w:sz w:val="21"/>
+        </w:rPr>
+        <w:t xml:space="preserve">Máy quay: toàn cảnh đứng yên.</w:t>
+      </w:r>
+    </w:p>
+    <w:p>
+      <w:pPr>
+        <w:spacing w:before="0" w:after="0"/>
+        <w:shd w:val="clear" w:color="auto" w:fill="ECFDF5"/>
+        <w:ind w:left="200" w:right="200"/>
+      </w:pPr>
+      <w:r>
+        <w:rPr>
+          <w:sz w:val="21"/>
+        </w:rPr>
+        <w:t xml:space="preserve">Phong cách: biến hình kỳ diệu đã mắt, mượt mà.</w:t>
+      </w:r>
+    </w:p>
+    <w:p>
+      <w:pPr>
+        <w:spacing w:before="0" w:after="0"/>
+        <w:shd w:val="clear" w:color="auto" w:fill="ECFDF5"/>
+        <w:ind w:left="200" w:right="200"/>
+      </w:pPr>
+      <w:r>
+        <w:rPr>
+          <w:sz w:val="21"/>
+        </w:rPr>
+        <w:t xml:space="preserve">Âm thanh: hiệu ứng vút và lấp lánh, nhạc sôi động.</w:t>
       </w:r>
     </w:p>
     <w:p>
@@ -652,6 +1185,19 @@
     </w:p>
     <w:p>
       <w:pPr>
+        <w:spacing w:before="0" w:after="40"/>
+      </w:pPr>
+      <w:r>
+        <w:rPr>
+          <w:b/>
+          <w:color w:val="6B7280"/>
+          <w:sz w:val="18"/>
+        </w:rPr>
+        <w:t xml:space="preserve">EN – Prompt gốc</w:t>
+      </w:r>
+    </w:p>
+    <w:p>
+      <w:pPr>
         <w:spacing w:before="0" w:after="0"/>
         <w:shd w:val="clear" w:color="auto" w:fill="F3F4F6"/>
         <w:ind w:left="200" w:right="200"/>
@@ -704,6 +1250,71 @@
           <w:sz w:val="21"/>
         </w:rPr>
         <w:t xml:space="preserve">Keep faces, clothes and the photo's colors exactly the same. Realistic, warm and emotional.</w:t>
+      </w:r>
+    </w:p>
+    <w:p>
+      <w:pPr>
+        <w:spacing w:before="120" w:after="40"/>
+      </w:pPr>
+      <w:r>
+        <w:rPr>
+          <w:b/>
+          <w:color w:val="047857"/>
+          <w:sz w:val="18"/>
+        </w:rPr>
+        <w:t xml:space="preserve">VI – Bản dịch tiếng Việt</w:t>
+      </w:r>
+    </w:p>
+    <w:p>
+      <w:pPr>
+        <w:spacing w:before="0" w:after="0"/>
+        <w:shd w:val="clear" w:color="auto" w:fill="ECFDF5"/>
+        <w:ind w:left="200" w:right="200"/>
+      </w:pPr>
+      <w:r>
+        <w:rPr>
+          <w:sz w:val="21"/>
+        </w:rPr>
+        <w:t xml:space="preserve">[Đưa ảnh cũ / ảnh gia đình vào làm khung hình đầu]</w:t>
+      </w:r>
+    </w:p>
+    <w:p>
+      <w:pPr>
+        <w:spacing w:before="0" w:after="0"/>
+        <w:shd w:val="clear" w:color="auto" w:fill="ECFDF5"/>
+        <w:ind w:left="200" w:right="200"/>
+      </w:pPr>
+      <w:r>
+        <w:rPr>
+          <w:sz w:val="21"/>
+        </w:rPr>
+        <w:t xml:space="preserve">Những người trong ảnh sống động lên một cách tự nhiên: họ mỉm cười, chớp mắt và nhẹ nhàng quay sang nhìn nhau. Tóc và quần áo chuyển động nhẹ trong làn gió.</w:t>
+      </w:r>
+    </w:p>
+    <w:p>
+      <w:pPr>
+        <w:spacing w:before="0" w:after="0"/>
+        <w:shd w:val="clear" w:color="auto" w:fill="ECFDF5"/>
+        <w:ind w:left="200" w:right="200"/>
+      </w:pPr>
+      <w:r>
+        <w:rPr>
+          <w:sz w:val="21"/>
+        </w:rPr>
+        <w:t xml:space="preserve">Máy quay: tiến vào rất chậm.</w:t>
+      </w:r>
+    </w:p>
+    <w:p>
+      <w:pPr>
+        <w:spacing w:before="0" w:after="0"/>
+        <w:shd w:val="clear" w:color="auto" w:fill="ECFDF5"/>
+        <w:ind w:left="200" w:right="200"/>
+      </w:pPr>
+      <w:r>
+        <w:rPr>
+          <w:sz w:val="21"/>
+        </w:rPr>
+        <w:t xml:space="preserve">Giữ nguyên chính xác khuôn mặt, quần áo và màu sắc của bức ảnh. Chân thực, ấm áp và xúc động.</w:t>
       </w:r>
     </w:p>
     <w:sectPr>
